--- a/zht/docx/033.content.docx
+++ b/zht/docx/033.content.docx
@@ -224,18 +224,13 @@
         </w:rPr>
         <w:t>你時，他們是在殘酷和不公平地對待你。 例如，人們可能打你，或將你排除在社會之外，或説關於你的謊話，並將你告上法庭。 耶穌告訴跟從祂的人，別人會因為耶穌而迫害他們。 在耶穌回到</w:t>
       </w:r>
-      <w:hyperlink r:id="rId13">
-        <w:r>
-          <w:rPr>
-            <w:lang w:val="zh_TW" w:bidi="zh_TW"/>
-          </w:rPr>
-          <w:rPr>
-            <w:color w:val="0000EE"/>
-            <w:u w:val="single"/>
-          </w:rPr>
-          <w:t>天上</w:t>
-        </w:r>
-      </w:hyperlink>
+      <w:r>
+        <w:rPr>
+          <w:b/>
+          <w:lang w:val="zh_TW" w:bidi="zh_TW"/>
+        </w:rPr>
+        <w:t>天上</w:t>
+      </w:r>
       <w:r>
         <w:rPr>
           <w:lang w:val="zh_TW" w:bidi="zh_TW"/>
@@ -257,7 +252,6 @@
       </w:r>
       <w:r>
         <w:rPr>
-          <w:b/>
           <w:lang w:val="zh_TW" w:bidi="zh_TW"/>
         </w:rPr>
         <w:t>信徒</w:t>
@@ -268,18 +262,13 @@
         </w:rPr>
         <w:t>，甚至殺死了一些信徒。 但耶穌的追隨者沒有停止分享關於耶穌的</w:t>
       </w:r>
-      <w:hyperlink r:id="rId14">
-        <w:r>
-          <w:rPr>
-            <w:lang w:val="zh_TW" w:bidi="zh_TW"/>
-          </w:rPr>
-          <w:rPr>
-            <w:color w:val="0000EE"/>
-            <w:u w:val="single"/>
-          </w:rPr>
-          <w:t>好消息</w:t>
-        </w:r>
-      </w:hyperlink>
+      <w:r>
+        <w:rPr>
+          <w:b/>
+          <w:lang w:val="zh_TW" w:bidi="zh_TW"/>
+        </w:rPr>
+        <w:t>好消息</w:t>
+      </w:r>
       <w:r>
         <w:rPr>
           <w:lang w:val="zh_TW" w:bidi="zh_TW"/>
